--- a/organic-chemistry/word-docs/Ch10_Radical_Reactions_Questions.docx
+++ b/organic-chemistry/word-docs/Ch10_Radical_Reactions_Questions.docx
@@ -2567,14 +2567,7 @@
           <w:tcPr>
             <w:tcW w:type="dxa" w:w="4824"/>
           </w:tcPr>
-          <w:p>
-            <w:r>
-              <w:rPr>
-                <w:b/>
-              </w:rPr>
-              <w:t>A)</w:t>
-            </w:r>
-          </w:p>
+          <w:p/>
           <w:p>
             <w:r>
               <w:drawing>
@@ -2616,14 +2609,7 @@
           <w:tcPr>
             <w:tcW w:type="dxa" w:w="4824"/>
           </w:tcPr>
-          <w:p>
-            <w:r>
-              <w:rPr>
-                <w:b/>
-              </w:rPr>
-              <w:t>B)</w:t>
-            </w:r>
-          </w:p>
+          <w:p/>
           <w:p>
             <w:r>
               <w:drawing>
@@ -2667,14 +2653,7 @@
           <w:tcPr>
             <w:tcW w:type="dxa" w:w="4824"/>
           </w:tcPr>
-          <w:p>
-            <w:r>
-              <w:rPr>
-                <w:b/>
-              </w:rPr>
-              <w:t>C)</w:t>
-            </w:r>
-          </w:p>
+          <w:p/>
           <w:p>
             <w:r>
               <w:drawing>
@@ -2716,14 +2695,7 @@
           <w:tcPr>
             <w:tcW w:type="dxa" w:w="4824"/>
           </w:tcPr>
-          <w:p>
-            <w:r>
-              <w:rPr>
-                <w:b/>
-              </w:rPr>
-              <w:t>D)</w:t>
-            </w:r>
-          </w:p>
+          <w:p/>
           <w:p>
             <w:r>
               <w:drawing>
@@ -3939,14 +3911,7 @@
           <w:tcPr>
             <w:tcW w:type="dxa" w:w="4824"/>
           </w:tcPr>
-          <w:p>
-            <w:r>
-              <w:rPr>
-                <w:b/>
-              </w:rPr>
-              <w:t>A)</w:t>
-            </w:r>
-          </w:p>
+          <w:p/>
           <w:p>
             <w:r>
               <w:drawing>
@@ -3988,14 +3953,7 @@
           <w:tcPr>
             <w:tcW w:type="dxa" w:w="4824"/>
           </w:tcPr>
-          <w:p>
-            <w:r>
-              <w:rPr>
-                <w:b/>
-              </w:rPr>
-              <w:t>B)</w:t>
-            </w:r>
-          </w:p>
+          <w:p/>
           <w:p>
             <w:r>
               <w:drawing>
@@ -4039,14 +3997,7 @@
           <w:tcPr>
             <w:tcW w:type="dxa" w:w="4824"/>
           </w:tcPr>
-          <w:p>
-            <w:r>
-              <w:rPr>
-                <w:b/>
-              </w:rPr>
-              <w:t>C)</w:t>
-            </w:r>
-          </w:p>
+          <w:p/>
           <w:p>
             <w:r>
               <w:drawing>
@@ -4088,14 +4039,7 @@
           <w:tcPr>
             <w:tcW w:type="dxa" w:w="4824"/>
           </w:tcPr>
-          <w:p>
-            <w:r>
-              <w:rPr>
-                <w:b/>
-              </w:rPr>
-              <w:t>D)</w:t>
-            </w:r>
-          </w:p>
+          <w:p/>
           <w:p>
             <w:r>
               <w:drawing>
@@ -5416,14 +5360,7 @@
           <w:tcPr>
             <w:tcW w:type="dxa" w:w="4824"/>
           </w:tcPr>
-          <w:p>
-            <w:r>
-              <w:rPr>
-                <w:b/>
-              </w:rPr>
-              <w:t>A)</w:t>
-            </w:r>
-          </w:p>
+          <w:p/>
           <w:p>
             <w:r>
               <w:drawing>
@@ -5465,14 +5402,7 @@
           <w:tcPr>
             <w:tcW w:type="dxa" w:w="4824"/>
           </w:tcPr>
-          <w:p>
-            <w:r>
-              <w:rPr>
-                <w:b/>
-              </w:rPr>
-              <w:t>B)</w:t>
-            </w:r>
-          </w:p>
+          <w:p/>
           <w:p>
             <w:r>
               <w:drawing>
@@ -5516,14 +5446,7 @@
           <w:tcPr>
             <w:tcW w:type="dxa" w:w="4824"/>
           </w:tcPr>
-          <w:p>
-            <w:r>
-              <w:rPr>
-                <w:b/>
-              </w:rPr>
-              <w:t>C)</w:t>
-            </w:r>
-          </w:p>
+          <w:p/>
           <w:p>
             <w:r>
               <w:drawing>
@@ -5565,14 +5488,7 @@
           <w:tcPr>
             <w:tcW w:type="dxa" w:w="4824"/>
           </w:tcPr>
-          <w:p>
-            <w:r>
-              <w:rPr>
-                <w:b/>
-              </w:rPr>
-              <w:t>D)</w:t>
-            </w:r>
-          </w:p>
+          <w:p/>
           <w:p>
             <w:r>
               <w:drawing>
